--- a/Dokumentation/Chat-co-RM.docx
+++ b/Dokumentation/Chat-co-RM.docx
@@ -5,7 +5,7 @@
     <w:p>
       <w:pPr>
         <w:rPr>
-          <w:rStyle w:val="Fett"/>
+          <w:rStyle w:val="Strong"/>
           <w:rFonts w:ascii="Calibri" w:eastAsiaTheme="majorEastAsia" w:hAnsi="Calibri" w:cs="Calibri"/>
           <w:b w:val="0"/>
           <w:bCs w:val="0"/>
@@ -17,7 +17,7 @@
       <w:proofErr w:type="spellStart"/>
       <w:r>
         <w:rPr>
-          <w:rStyle w:val="Fett"/>
+          <w:rStyle w:val="Strong"/>
           <w:rFonts w:ascii="Calibri" w:eastAsiaTheme="majorEastAsia" w:hAnsi="Calibri" w:cs="Calibri"/>
           <w:b w:val="0"/>
           <w:bCs w:val="0"/>
@@ -30,7 +30,7 @@
       <w:proofErr w:type="spellEnd"/>
       <w:r>
         <w:rPr>
-          <w:rStyle w:val="Fett"/>
+          <w:rStyle w:val="Strong"/>
           <w:rFonts w:ascii="Calibri" w:eastAsiaTheme="majorEastAsia" w:hAnsi="Calibri" w:cs="Calibri"/>
           <w:b w:val="0"/>
           <w:bCs w:val="0"/>
@@ -42,7 +42,7 @@
       </w:r>
       <w:r>
         <w:rPr>
-          <w:rStyle w:val="Fett"/>
+          <w:rStyle w:val="Strong"/>
           <w:rFonts w:ascii="Calibri" w:eastAsiaTheme="majorEastAsia" w:hAnsi="Calibri" w:cs="Calibri"/>
           <w:b w:val="0"/>
           <w:bCs w:val="0"/>
@@ -55,7 +55,7 @@
       </w:r>
       <w:r>
         <w:rPr>
-          <w:rStyle w:val="Fett"/>
+          <w:rStyle w:val="Strong"/>
           <w:rFonts w:ascii="Calibri" w:eastAsiaTheme="majorEastAsia" w:hAnsi="Calibri" w:cs="Calibri"/>
           <w:b w:val="0"/>
           <w:bCs w:val="0"/>
@@ -68,7 +68,7 @@
       <w:proofErr w:type="spellStart"/>
       <w:r>
         <w:rPr>
-          <w:rStyle w:val="Fett"/>
+          <w:rStyle w:val="Strong"/>
           <w:rFonts w:ascii="Calibri" w:eastAsiaTheme="majorEastAsia" w:hAnsi="Calibri" w:cs="Calibri"/>
           <w:b w:val="0"/>
           <w:bCs w:val="0"/>
@@ -81,7 +81,7 @@
       <w:proofErr w:type="spellEnd"/>
       <w:r>
         <w:rPr>
-          <w:rStyle w:val="Fett"/>
+          <w:rStyle w:val="Strong"/>
           <w:rFonts w:ascii="Calibri" w:eastAsiaTheme="majorEastAsia" w:hAnsi="Calibri" w:cs="Calibri"/>
           <w:b w:val="0"/>
           <w:bCs w:val="0"/>
@@ -94,7 +94,7 @@
       <w:proofErr w:type="spellStart"/>
       <w:r>
         <w:rPr>
-          <w:rStyle w:val="Fett"/>
+          <w:rStyle w:val="Strong"/>
           <w:rFonts w:ascii="Calibri" w:eastAsiaTheme="majorEastAsia" w:hAnsi="Calibri" w:cs="Calibri"/>
           <w:b w:val="0"/>
           <w:bCs w:val="0"/>
@@ -107,7 +107,7 @@
       <w:proofErr w:type="spellEnd"/>
       <w:r>
         <w:rPr>
-          <w:rStyle w:val="Fett"/>
+          <w:rStyle w:val="Strong"/>
           <w:rFonts w:ascii="Calibri" w:eastAsiaTheme="majorEastAsia" w:hAnsi="Calibri" w:cs="Calibri"/>
           <w:b w:val="0"/>
           <w:bCs w:val="0"/>
@@ -120,7 +120,7 @@
       <w:proofErr w:type="spellStart"/>
       <w:r>
         <w:rPr>
-          <w:rStyle w:val="Fett"/>
+          <w:rStyle w:val="Strong"/>
           <w:rFonts w:ascii="Calibri" w:eastAsiaTheme="majorEastAsia" w:hAnsi="Calibri" w:cs="Calibri"/>
           <w:b w:val="0"/>
           <w:bCs w:val="0"/>
@@ -133,7 +133,7 @@
       <w:proofErr w:type="spellEnd"/>
       <w:r>
         <w:rPr>
-          <w:rStyle w:val="Fett"/>
+          <w:rStyle w:val="Strong"/>
           <w:rFonts w:ascii="Calibri" w:eastAsiaTheme="majorEastAsia" w:hAnsi="Calibri" w:cs="Calibri"/>
           <w:b w:val="0"/>
           <w:bCs w:val="0"/>
@@ -146,7 +146,7 @@
       <w:proofErr w:type="spellStart"/>
       <w:r>
         <w:rPr>
-          <w:rStyle w:val="Fett"/>
+          <w:rStyle w:val="Strong"/>
           <w:rFonts w:ascii="Calibri" w:eastAsiaTheme="majorEastAsia" w:hAnsi="Calibri" w:cs="Calibri"/>
           <w:b w:val="0"/>
           <w:bCs w:val="0"/>
@@ -159,7 +159,7 @@
       <w:proofErr w:type="spellEnd"/>
       <w:r>
         <w:rPr>
-          <w:rStyle w:val="Fett"/>
+          <w:rStyle w:val="Strong"/>
           <w:rFonts w:ascii="Calibri" w:eastAsiaTheme="majorEastAsia" w:hAnsi="Calibri" w:cs="Calibri"/>
           <w:b w:val="0"/>
           <w:bCs w:val="0"/>
@@ -173,7 +173,7 @@
     <w:p>
       <w:pPr>
         <w:rPr>
-          <w:rStyle w:val="Fett"/>
+          <w:rStyle w:val="Strong"/>
           <w:rFonts w:ascii="Calibri" w:eastAsiaTheme="majorEastAsia" w:hAnsi="Calibri" w:cs="Calibri"/>
           <w:b w:val="0"/>
           <w:bCs w:val="0"/>
@@ -184,7 +184,7 @@
       </w:pPr>
       <w:r>
         <w:rPr>
-          <w:rStyle w:val="Fett"/>
+          <w:rStyle w:val="Strong"/>
           <w:rFonts w:ascii="Calibri" w:eastAsiaTheme="majorEastAsia" w:hAnsi="Calibri" w:cs="Calibri"/>
           <w:b w:val="0"/>
           <w:bCs w:val="0"/>
@@ -196,7 +196,7 @@
       </w:r>
       <w:r>
         <w:rPr>
-          <w:rStyle w:val="Fett"/>
+          <w:rStyle w:val="Strong"/>
           <w:rFonts w:ascii="Calibri" w:eastAsiaTheme="majorEastAsia" w:hAnsi="Calibri" w:cs="Calibri"/>
           <w:b w:val="0"/>
           <w:bCs w:val="0"/>
@@ -209,7 +209,7 @@
       </w:r>
       <w:r>
         <w:rPr>
-          <w:rStyle w:val="Fett"/>
+          <w:rStyle w:val="Strong"/>
           <w:rFonts w:ascii="Calibri" w:eastAsiaTheme="majorEastAsia" w:hAnsi="Calibri" w:cs="Calibri"/>
           <w:b w:val="0"/>
           <w:bCs w:val="0"/>
@@ -223,7 +223,7 @@
     <w:p>
       <w:pPr>
         <w:rPr>
-          <w:rStyle w:val="Fett"/>
+          <w:rStyle w:val="Strong"/>
           <w:rFonts w:ascii="Calibri" w:eastAsiaTheme="majorEastAsia" w:hAnsi="Calibri" w:cs="Calibri"/>
           <w:b w:val="0"/>
           <w:bCs w:val="0"/>
@@ -234,7 +234,7 @@
       </w:pPr>
       <w:r>
         <w:rPr>
-          <w:rStyle w:val="Fett"/>
+          <w:rStyle w:val="Strong"/>
           <w:rFonts w:ascii="Calibri" w:eastAsiaTheme="majorEastAsia" w:hAnsi="Calibri" w:cs="Calibri"/>
           <w:b w:val="0"/>
           <w:bCs w:val="0"/>
@@ -246,7 +246,7 @@
       </w:r>
       <w:r>
         <w:rPr>
-          <w:rStyle w:val="Fett"/>
+          <w:rStyle w:val="Strong"/>
           <w:rFonts w:ascii="Calibri" w:eastAsiaTheme="majorEastAsia" w:hAnsi="Calibri" w:cs="Calibri"/>
           <w:b w:val="0"/>
           <w:bCs w:val="0"/>
@@ -259,7 +259,7 @@
       </w:r>
       <w:r>
         <w:rPr>
-          <w:rStyle w:val="Fett"/>
+          <w:rStyle w:val="Strong"/>
           <w:rFonts w:ascii="Calibri" w:eastAsiaTheme="majorEastAsia" w:hAnsi="Calibri" w:cs="Calibri"/>
           <w:b w:val="0"/>
           <w:bCs w:val="0"/>
@@ -272,7 +272,7 @@
       <w:proofErr w:type="spellStart"/>
       <w:r>
         <w:rPr>
-          <w:rStyle w:val="Fett"/>
+          <w:rStyle w:val="Strong"/>
           <w:rFonts w:ascii="Calibri" w:eastAsiaTheme="majorEastAsia" w:hAnsi="Calibri" w:cs="Calibri"/>
           <w:b w:val="0"/>
           <w:bCs w:val="0"/>
@@ -285,7 +285,7 @@
       <w:proofErr w:type="spellEnd"/>
       <w:r>
         <w:rPr>
-          <w:rStyle w:val="Fett"/>
+          <w:rStyle w:val="Strong"/>
           <w:rFonts w:ascii="Calibri" w:eastAsiaTheme="majorEastAsia" w:hAnsi="Calibri" w:cs="Calibri"/>
           <w:b w:val="0"/>
           <w:bCs w:val="0"/>
@@ -298,7 +298,7 @@
       <w:proofErr w:type="spellStart"/>
       <w:r>
         <w:rPr>
-          <w:rStyle w:val="Fett"/>
+          <w:rStyle w:val="Strong"/>
           <w:rFonts w:ascii="Calibri" w:eastAsiaTheme="majorEastAsia" w:hAnsi="Calibri" w:cs="Calibri"/>
           <w:b w:val="0"/>
           <w:bCs w:val="0"/>
@@ -313,7 +313,7 @@
       <w:proofErr w:type="spellEnd"/>
       <w:r>
         <w:rPr>
-          <w:rStyle w:val="Fett"/>
+          <w:rStyle w:val="Strong"/>
           <w:rFonts w:ascii="Calibri" w:eastAsiaTheme="majorEastAsia" w:hAnsi="Calibri" w:cs="Calibri"/>
           <w:b w:val="0"/>
           <w:bCs w:val="0"/>
@@ -327,7 +327,7 @@
       </w:r>
       <w:r>
         <w:rPr>
-          <w:rStyle w:val="Fett"/>
+          <w:rStyle w:val="Strong"/>
           <w:rFonts w:ascii="Calibri" w:eastAsiaTheme="majorEastAsia" w:hAnsi="Calibri" w:cs="Calibri"/>
           <w:b w:val="0"/>
           <w:bCs w:val="0"/>
@@ -341,7 +341,7 @@
     <w:p>
       <w:pPr>
         <w:rPr>
-          <w:rStyle w:val="Fett"/>
+          <w:rStyle w:val="Strong"/>
           <w:rFonts w:ascii="Calibri" w:eastAsiaTheme="majorEastAsia" w:hAnsi="Calibri" w:cs="Calibri"/>
           <w:b w:val="0"/>
           <w:bCs w:val="0"/>
@@ -352,7 +352,7 @@
       </w:pPr>
       <w:r>
         <w:rPr>
-          <w:rStyle w:val="Fett"/>
+          <w:rStyle w:val="Strong"/>
           <w:rFonts w:ascii="Calibri" w:eastAsiaTheme="majorEastAsia" w:hAnsi="Calibri" w:cs="Calibri"/>
           <w:b w:val="0"/>
           <w:bCs w:val="0"/>
@@ -364,7 +364,7 @@
       </w:r>
       <w:r>
         <w:rPr>
-          <w:rStyle w:val="Fett"/>
+          <w:rStyle w:val="Strong"/>
           <w:rFonts w:ascii="Calibri" w:eastAsiaTheme="majorEastAsia" w:hAnsi="Calibri" w:cs="Calibri"/>
           <w:b w:val="0"/>
           <w:bCs w:val="0"/>
@@ -377,7 +377,7 @@
       </w:r>
       <w:r>
         <w:rPr>
-          <w:rStyle w:val="Fett"/>
+          <w:rStyle w:val="Strong"/>
           <w:rFonts w:ascii="Calibri" w:eastAsiaTheme="majorEastAsia" w:hAnsi="Calibri" w:cs="Calibri"/>
           <w:b w:val="0"/>
           <w:bCs w:val="0"/>
@@ -390,7 +390,7 @@
       <w:proofErr w:type="spellStart"/>
       <w:r>
         <w:rPr>
-          <w:rStyle w:val="Fett"/>
+          <w:rStyle w:val="Strong"/>
           <w:rFonts w:ascii="Calibri" w:eastAsiaTheme="majorEastAsia" w:hAnsi="Calibri" w:cs="Calibri"/>
           <w:b w:val="0"/>
           <w:bCs w:val="0"/>
@@ -403,7 +403,7 @@
       <w:proofErr w:type="spellEnd"/>
       <w:r>
         <w:rPr>
-          <w:rStyle w:val="Fett"/>
+          <w:rStyle w:val="Strong"/>
           <w:rFonts w:ascii="Calibri" w:eastAsiaTheme="majorEastAsia" w:hAnsi="Calibri" w:cs="Calibri"/>
           <w:b w:val="0"/>
           <w:bCs w:val="0"/>
@@ -416,7 +416,7 @@
       <w:proofErr w:type="spellStart"/>
       <w:r>
         <w:rPr>
-          <w:rStyle w:val="Fett"/>
+          <w:rStyle w:val="Strong"/>
           <w:rFonts w:ascii="Calibri" w:eastAsiaTheme="majorEastAsia" w:hAnsi="Calibri" w:cs="Calibri"/>
           <w:b w:val="0"/>
           <w:bCs w:val="0"/>
@@ -429,7 +429,7 @@
       <w:proofErr w:type="spellEnd"/>
       <w:r>
         <w:rPr>
-          <w:rStyle w:val="Fett"/>
+          <w:rStyle w:val="Strong"/>
           <w:rFonts w:ascii="Calibri" w:eastAsiaTheme="majorEastAsia" w:hAnsi="Calibri" w:cs="Calibri"/>
           <w:b w:val="0"/>
           <w:bCs w:val="0"/>
@@ -442,7 +442,7 @@
       <w:proofErr w:type="spellStart"/>
       <w:r>
         <w:rPr>
-          <w:rStyle w:val="Fett"/>
+          <w:rStyle w:val="Strong"/>
           <w:rFonts w:ascii="Calibri" w:eastAsiaTheme="majorEastAsia" w:hAnsi="Calibri" w:cs="Calibri"/>
           <w:b w:val="0"/>
           <w:bCs w:val="0"/>
@@ -455,7 +455,7 @@
       <w:proofErr w:type="spellEnd"/>
       <w:r>
         <w:rPr>
-          <w:rStyle w:val="Fett"/>
+          <w:rStyle w:val="Strong"/>
           <w:rFonts w:ascii="Calibri" w:eastAsiaTheme="majorEastAsia" w:hAnsi="Calibri" w:cs="Calibri"/>
           <w:b w:val="0"/>
           <w:bCs w:val="0"/>
@@ -468,7 +468,7 @@
       <w:proofErr w:type="spellStart"/>
       <w:r>
         <w:rPr>
-          <w:rStyle w:val="Fett"/>
+          <w:rStyle w:val="Strong"/>
           <w:rFonts w:ascii="Calibri" w:eastAsiaTheme="majorEastAsia" w:hAnsi="Calibri" w:cs="Calibri"/>
           <w:b w:val="0"/>
           <w:bCs w:val="0"/>
@@ -483,7 +483,7 @@
       <w:proofErr w:type="spellEnd"/>
       <w:r>
         <w:rPr>
-          <w:rStyle w:val="Fett"/>
+          <w:rStyle w:val="Strong"/>
           <w:rFonts w:ascii="Calibri" w:eastAsiaTheme="majorEastAsia" w:hAnsi="Calibri" w:cs="Calibri"/>
           <w:b w:val="0"/>
           <w:bCs w:val="0"/>
@@ -497,7 +497,7 @@
       </w:r>
       <w:r>
         <w:rPr>
-          <w:rStyle w:val="Fett"/>
+          <w:rStyle w:val="Strong"/>
           <w:rFonts w:ascii="Calibri" w:eastAsiaTheme="majorEastAsia" w:hAnsi="Calibri" w:cs="Calibri"/>
           <w:b w:val="0"/>
           <w:bCs w:val="0"/>
@@ -510,7 +510,7 @@
       <w:proofErr w:type="spellStart"/>
       <w:r>
         <w:rPr>
-          <w:rStyle w:val="Fett"/>
+          <w:rStyle w:val="Strong"/>
           <w:rFonts w:ascii="Calibri" w:eastAsiaTheme="majorEastAsia" w:hAnsi="Calibri" w:cs="Calibri"/>
           <w:b w:val="0"/>
           <w:bCs w:val="0"/>
@@ -525,7 +525,7 @@
       <w:proofErr w:type="spellEnd"/>
       <w:r>
         <w:rPr>
-          <w:rStyle w:val="Fett"/>
+          <w:rStyle w:val="Strong"/>
           <w:rFonts w:ascii="Calibri" w:eastAsiaTheme="majorEastAsia" w:hAnsi="Calibri" w:cs="Calibri"/>
           <w:b w:val="0"/>
           <w:bCs w:val="0"/>
@@ -539,7 +539,7 @@
       </w:r>
       <w:r>
         <w:rPr>
-          <w:rStyle w:val="Fett"/>
+          <w:rStyle w:val="Strong"/>
           <w:rFonts w:ascii="Calibri" w:eastAsiaTheme="majorEastAsia" w:hAnsi="Calibri" w:cs="Calibri"/>
           <w:b w:val="0"/>
           <w:bCs w:val="0"/>
@@ -552,7 +552,7 @@
       <w:proofErr w:type="spellStart"/>
       <w:r>
         <w:rPr>
-          <w:rStyle w:val="Fett"/>
+          <w:rStyle w:val="Strong"/>
           <w:rFonts w:ascii="Calibri" w:eastAsiaTheme="majorEastAsia" w:hAnsi="Calibri" w:cs="Calibri"/>
           <w:b w:val="0"/>
           <w:bCs w:val="0"/>
@@ -567,7 +567,7 @@
       <w:proofErr w:type="spellEnd"/>
       <w:r>
         <w:rPr>
-          <w:rStyle w:val="Fett"/>
+          <w:rStyle w:val="Strong"/>
           <w:rFonts w:ascii="Calibri" w:eastAsiaTheme="majorEastAsia" w:hAnsi="Calibri" w:cs="Calibri"/>
           <w:b w:val="0"/>
           <w:bCs w:val="0"/>
@@ -581,7 +581,7 @@
       </w:r>
       <w:r>
         <w:rPr>
-          <w:rStyle w:val="Fett"/>
+          <w:rStyle w:val="Strong"/>
           <w:rFonts w:ascii="Calibri" w:eastAsiaTheme="majorEastAsia" w:hAnsi="Calibri" w:cs="Calibri"/>
           <w:b w:val="0"/>
           <w:bCs w:val="0"/>
@@ -595,7 +595,7 @@
     <w:p>
       <w:pPr>
         <w:rPr>
-          <w:rStyle w:val="Fett"/>
+          <w:rStyle w:val="Strong"/>
           <w:rFonts w:ascii="Calibri" w:eastAsiaTheme="majorEastAsia" w:hAnsi="Calibri" w:cs="Calibri"/>
           <w:b w:val="0"/>
           <w:bCs w:val="0"/>
@@ -607,7 +607,7 @@
       <w:proofErr w:type="spellStart"/>
       <w:r>
         <w:rPr>
-          <w:rStyle w:val="Fett"/>
+          <w:rStyle w:val="Strong"/>
           <w:rFonts w:ascii="Calibri" w:eastAsiaTheme="majorEastAsia" w:hAnsi="Calibri" w:cs="Calibri"/>
           <w:b w:val="0"/>
           <w:bCs w:val="0"/>
@@ -620,7 +620,7 @@
       <w:proofErr w:type="spellEnd"/>
       <w:r>
         <w:rPr>
-          <w:rStyle w:val="Fett"/>
+          <w:rStyle w:val="Strong"/>
           <w:rFonts w:ascii="Calibri" w:eastAsiaTheme="majorEastAsia" w:hAnsi="Calibri" w:cs="Calibri"/>
           <w:b w:val="0"/>
           <w:bCs w:val="0"/>
@@ -632,7 +632,7 @@
       </w:r>
       <w:r>
         <w:rPr>
-          <w:rStyle w:val="Fett"/>
+          <w:rStyle w:val="Strong"/>
           <w:rFonts w:ascii="Calibri" w:eastAsiaTheme="majorEastAsia" w:hAnsi="Calibri" w:cs="Calibri"/>
           <w:b w:val="0"/>
           <w:bCs w:val="0"/>
@@ -645,7 +645,7 @@
       </w:r>
       <w:r>
         <w:rPr>
-          <w:rStyle w:val="Fett"/>
+          <w:rStyle w:val="Strong"/>
           <w:rFonts w:ascii="Calibri" w:eastAsiaTheme="majorEastAsia" w:hAnsi="Calibri" w:cs="Calibri"/>
           <w:b w:val="0"/>
           <w:bCs w:val="0"/>
@@ -658,7 +658,7 @@
       <w:proofErr w:type="spellStart"/>
       <w:r>
         <w:rPr>
-          <w:rStyle w:val="Fett"/>
+          <w:rStyle w:val="Strong"/>
           <w:rFonts w:ascii="Calibri" w:eastAsiaTheme="majorEastAsia" w:hAnsi="Calibri" w:cs="Calibri"/>
           <w:b w:val="0"/>
           <w:bCs w:val="0"/>
@@ -671,7 +671,7 @@
       <w:proofErr w:type="spellEnd"/>
       <w:r>
         <w:rPr>
-          <w:rStyle w:val="Fett"/>
+          <w:rStyle w:val="Strong"/>
           <w:rFonts w:ascii="Calibri" w:eastAsiaTheme="majorEastAsia" w:hAnsi="Calibri" w:cs="Calibri"/>
           <w:b w:val="0"/>
           <w:bCs w:val="0"/>
@@ -684,7 +684,7 @@
       <w:proofErr w:type="spellStart"/>
       <w:r>
         <w:rPr>
-          <w:rStyle w:val="Fett"/>
+          <w:rStyle w:val="Strong"/>
           <w:rFonts w:ascii="Calibri" w:eastAsiaTheme="majorEastAsia" w:hAnsi="Calibri" w:cs="Calibri"/>
           <w:b w:val="0"/>
           <w:bCs w:val="0"/>
@@ -697,20 +697,46 @@
       <w:proofErr w:type="spellEnd"/>
       <w:r>
         <w:rPr>
-          <w:rStyle w:val="Fett"/>
-          <w:rFonts w:ascii="Calibri" w:eastAsiaTheme="majorEastAsia" w:hAnsi="Calibri" w:cs="Calibri"/>
-          <w:b w:val="0"/>
-          <w:bCs w:val="0"/>
-          <w:kern w:val="0"/>
-          <w:lang w:val="en-US" w:eastAsia="de-DE"/>
-          <w14:ligatures w14:val="none"/>
-        </w:rPr>
-        <w:t xml:space="preserve">, mime_type, </w:t>
-      </w:r>
-      <w:proofErr w:type="spellStart"/>
-      <w:r>
-        <w:rPr>
-          <w:rStyle w:val="Fett"/>
+          <w:rStyle w:val="Strong"/>
+          <w:rFonts w:ascii="Calibri" w:eastAsiaTheme="majorEastAsia" w:hAnsi="Calibri" w:cs="Calibri"/>
+          <w:b w:val="0"/>
+          <w:bCs w:val="0"/>
+          <w:kern w:val="0"/>
+          <w:lang w:val="en-US" w:eastAsia="de-DE"/>
+          <w14:ligatures w14:val="none"/>
+        </w:rPr>
+        <w:t xml:space="preserve">, </w:t>
+      </w:r>
+      <w:proofErr w:type="spellStart"/>
+      <w:r>
+        <w:rPr>
+          <w:rStyle w:val="Strong"/>
+          <w:rFonts w:ascii="Calibri" w:eastAsiaTheme="majorEastAsia" w:hAnsi="Calibri" w:cs="Calibri"/>
+          <w:b w:val="0"/>
+          <w:bCs w:val="0"/>
+          <w:kern w:val="0"/>
+          <w:lang w:val="en-US" w:eastAsia="de-DE"/>
+          <w14:ligatures w14:val="none"/>
+        </w:rPr>
+        <w:t>mime_type</w:t>
+      </w:r>
+      <w:proofErr w:type="spellEnd"/>
+      <w:r>
+        <w:rPr>
+          <w:rStyle w:val="Strong"/>
+          <w:rFonts w:ascii="Calibri" w:eastAsiaTheme="majorEastAsia" w:hAnsi="Calibri" w:cs="Calibri"/>
+          <w:b w:val="0"/>
+          <w:bCs w:val="0"/>
+          <w:kern w:val="0"/>
+          <w:lang w:val="en-US" w:eastAsia="de-DE"/>
+          <w14:ligatures w14:val="none"/>
+        </w:rPr>
+        <w:t xml:space="preserve">, </w:t>
+      </w:r>
+      <w:proofErr w:type="spellStart"/>
+      <w:r>
+        <w:rPr>
+          <w:rStyle w:val="Strong"/>
           <w:rFonts w:ascii="Calibri" w:eastAsiaTheme="majorEastAsia" w:hAnsi="Calibri" w:cs="Calibri"/>
           <w:b w:val="0"/>
           <w:bCs w:val="0"/>
@@ -723,7 +749,7 @@
       <w:proofErr w:type="spellEnd"/>
       <w:r>
         <w:rPr>
-          <w:rStyle w:val="Fett"/>
+          <w:rStyle w:val="Strong"/>
           <w:rFonts w:ascii="Calibri" w:eastAsiaTheme="majorEastAsia" w:hAnsi="Calibri" w:cs="Calibri"/>
           <w:b w:val="0"/>
           <w:bCs w:val="0"/>
@@ -736,7 +762,7 @@
       <w:proofErr w:type="spellStart"/>
       <w:r>
         <w:rPr>
-          <w:rStyle w:val="Fett"/>
+          <w:rStyle w:val="Strong"/>
           <w:rFonts w:ascii="Calibri" w:eastAsiaTheme="majorEastAsia" w:hAnsi="Calibri" w:cs="Calibri"/>
           <w:b w:val="0"/>
           <w:bCs w:val="0"/>
@@ -749,7 +775,7 @@
       <w:proofErr w:type="spellEnd"/>
       <w:r>
         <w:rPr>
-          <w:rStyle w:val="Fett"/>
+          <w:rStyle w:val="Strong"/>
           <w:rFonts w:ascii="Calibri" w:eastAsiaTheme="majorEastAsia" w:hAnsi="Calibri" w:cs="Calibri"/>
           <w:b w:val="0"/>
           <w:bCs w:val="0"/>
@@ -762,7 +788,7 @@
       <w:proofErr w:type="spellStart"/>
       <w:r>
         <w:rPr>
-          <w:rStyle w:val="Fett"/>
+          <w:rStyle w:val="Strong"/>
           <w:rFonts w:ascii="Calibri" w:eastAsiaTheme="majorEastAsia" w:hAnsi="Calibri" w:cs="Calibri"/>
           <w:b w:val="0"/>
           <w:bCs w:val="0"/>
@@ -775,7 +801,7 @@
       <w:proofErr w:type="spellEnd"/>
       <w:r>
         <w:rPr>
-          <w:rStyle w:val="Fett"/>
+          <w:rStyle w:val="Strong"/>
           <w:rFonts w:ascii="Calibri" w:eastAsiaTheme="majorEastAsia" w:hAnsi="Calibri" w:cs="Calibri"/>
           <w:b w:val="0"/>
           <w:bCs w:val="0"/>
@@ -788,7 +814,7 @@
       <w:proofErr w:type="spellStart"/>
       <w:r>
         <w:rPr>
-          <w:rStyle w:val="Fett"/>
+          <w:rStyle w:val="Strong"/>
           <w:rFonts w:ascii="Calibri" w:eastAsiaTheme="majorEastAsia" w:hAnsi="Calibri" w:cs="Calibri"/>
           <w:b w:val="0"/>
           <w:bCs w:val="0"/>
@@ -803,7 +829,7 @@
       <w:proofErr w:type="spellEnd"/>
       <w:r>
         <w:rPr>
-          <w:rStyle w:val="Fett"/>
+          <w:rStyle w:val="Strong"/>
           <w:rFonts w:ascii="Calibri" w:eastAsiaTheme="majorEastAsia" w:hAnsi="Calibri" w:cs="Calibri"/>
           <w:b w:val="0"/>
           <w:bCs w:val="0"/>
@@ -817,7 +843,7 @@
       </w:r>
       <w:r>
         <w:rPr>
-          <w:rStyle w:val="Fett"/>
+          <w:rStyle w:val="Strong"/>
           <w:rFonts w:ascii="Calibri" w:eastAsiaTheme="majorEastAsia" w:hAnsi="Calibri" w:cs="Calibri"/>
           <w:b w:val="0"/>
           <w:bCs w:val="0"/>
@@ -831,7 +857,7 @@
     <w:p>
       <w:pPr>
         <w:rPr>
-          <w:rStyle w:val="Fett"/>
+          <w:rStyle w:val="Strong"/>
           <w:rFonts w:ascii="Calibri" w:eastAsiaTheme="majorEastAsia" w:hAnsi="Calibri" w:cs="Calibri"/>
           <w:b w:val="0"/>
           <w:bCs w:val="0"/>
@@ -843,7 +869,7 @@
       <w:proofErr w:type="spellStart"/>
       <w:r>
         <w:rPr>
-          <w:rStyle w:val="Fett"/>
+          <w:rStyle w:val="Strong"/>
           <w:rFonts w:ascii="Calibri" w:eastAsiaTheme="majorEastAsia" w:hAnsi="Calibri" w:cs="Calibri"/>
           <w:b w:val="0"/>
           <w:bCs w:val="0"/>
@@ -856,7 +882,7 @@
       <w:proofErr w:type="spellEnd"/>
       <w:r>
         <w:rPr>
-          <w:rStyle w:val="Fett"/>
+          <w:rStyle w:val="Strong"/>
           <w:rFonts w:ascii="Calibri" w:eastAsiaTheme="majorEastAsia" w:hAnsi="Calibri" w:cs="Calibri"/>
           <w:b w:val="0"/>
           <w:bCs w:val="0"/>
@@ -869,7 +895,7 @@
       <w:proofErr w:type="spellStart"/>
       <w:r>
         <w:rPr>
-          <w:rStyle w:val="Fett"/>
+          <w:rStyle w:val="Strong"/>
           <w:rFonts w:ascii="Calibri" w:eastAsiaTheme="majorEastAsia" w:hAnsi="Calibri" w:cs="Calibri"/>
           <w:b w:val="0"/>
           <w:bCs w:val="0"/>
@@ -885,7 +911,7 @@
       <w:proofErr w:type="spellEnd"/>
       <w:r>
         <w:rPr>
-          <w:rStyle w:val="Fett"/>
+          <w:rStyle w:val="Strong"/>
           <w:rFonts w:ascii="Calibri" w:eastAsiaTheme="majorEastAsia" w:hAnsi="Calibri" w:cs="Calibri"/>
           <w:b w:val="0"/>
           <w:bCs w:val="0"/>
@@ -900,7 +926,7 @@
       </w:r>
       <w:r>
         <w:rPr>
-          <w:rStyle w:val="Fett"/>
+          <w:rStyle w:val="Strong"/>
           <w:rFonts w:ascii="Calibri" w:eastAsiaTheme="majorEastAsia" w:hAnsi="Calibri" w:cs="Calibri"/>
           <w:b w:val="0"/>
           <w:bCs w:val="0"/>
@@ -913,7 +939,7 @@
       <w:proofErr w:type="spellStart"/>
       <w:r>
         <w:rPr>
-          <w:rStyle w:val="Fett"/>
+          <w:rStyle w:val="Strong"/>
           <w:rFonts w:ascii="Calibri" w:eastAsiaTheme="majorEastAsia" w:hAnsi="Calibri" w:cs="Calibri"/>
           <w:b w:val="0"/>
           <w:bCs w:val="0"/>
@@ -929,7 +955,7 @@
       <w:proofErr w:type="spellEnd"/>
       <w:r>
         <w:rPr>
-          <w:rStyle w:val="Fett"/>
+          <w:rStyle w:val="Strong"/>
           <w:rFonts w:ascii="Calibri" w:eastAsiaTheme="majorEastAsia" w:hAnsi="Calibri" w:cs="Calibri"/>
           <w:b w:val="0"/>
           <w:bCs w:val="0"/>
@@ -944,7 +970,7 @@
       </w:r>
       <w:r>
         <w:rPr>
-          <w:rStyle w:val="Fett"/>
+          <w:rStyle w:val="Strong"/>
           <w:rFonts w:ascii="Calibri" w:eastAsiaTheme="majorEastAsia" w:hAnsi="Calibri" w:cs="Calibri"/>
           <w:b w:val="0"/>
           <w:bCs w:val="0"/>
@@ -958,7 +984,7 @@
     <w:p>
       <w:pPr>
         <w:rPr>
-          <w:rStyle w:val="Fett"/>
+          <w:rStyle w:val="Strong"/>
           <w:rFonts w:ascii="Calibri" w:eastAsiaTheme="majorEastAsia" w:hAnsi="Calibri" w:cs="Calibri"/>
           <w:b w:val="0"/>
           <w:bCs w:val="0"/>
@@ -970,7 +996,7 @@
       <w:proofErr w:type="spellStart"/>
       <w:r>
         <w:rPr>
-          <w:rStyle w:val="Fett"/>
+          <w:rStyle w:val="Strong"/>
           <w:rFonts w:ascii="Calibri" w:eastAsiaTheme="majorEastAsia" w:hAnsi="Calibri" w:cs="Calibri"/>
           <w:b w:val="0"/>
           <w:bCs w:val="0"/>
@@ -983,7 +1009,7 @@
       <w:proofErr w:type="spellEnd"/>
       <w:r>
         <w:rPr>
-          <w:rStyle w:val="Fett"/>
+          <w:rStyle w:val="Strong"/>
           <w:rFonts w:ascii="Calibri" w:eastAsiaTheme="majorEastAsia" w:hAnsi="Calibri" w:cs="Calibri"/>
           <w:b w:val="0"/>
           <w:bCs w:val="0"/>
@@ -996,7 +1022,7 @@
       <w:proofErr w:type="spellStart"/>
       <w:r>
         <w:rPr>
-          <w:rStyle w:val="Fett"/>
+          <w:rStyle w:val="Strong"/>
           <w:rFonts w:ascii="Calibri" w:eastAsiaTheme="majorEastAsia" w:hAnsi="Calibri" w:cs="Calibri"/>
           <w:b w:val="0"/>
           <w:bCs w:val="0"/>
@@ -1012,7 +1038,7 @@
       <w:proofErr w:type="spellEnd"/>
       <w:r>
         <w:rPr>
-          <w:rStyle w:val="Fett"/>
+          <w:rStyle w:val="Strong"/>
           <w:rFonts w:ascii="Calibri" w:eastAsiaTheme="majorEastAsia" w:hAnsi="Calibri" w:cs="Calibri"/>
           <w:b w:val="0"/>
           <w:bCs w:val="0"/>
@@ -1027,7 +1053,7 @@
       </w:r>
       <w:r>
         <w:rPr>
-          <w:rStyle w:val="Fett"/>
+          <w:rStyle w:val="Strong"/>
           <w:rFonts w:ascii="Calibri" w:eastAsiaTheme="majorEastAsia" w:hAnsi="Calibri" w:cs="Calibri"/>
           <w:b w:val="0"/>
           <w:bCs w:val="0"/>
@@ -1040,7 +1066,7 @@
       <w:proofErr w:type="spellStart"/>
       <w:r>
         <w:rPr>
-          <w:rStyle w:val="Fett"/>
+          <w:rStyle w:val="Strong"/>
           <w:rFonts w:ascii="Calibri" w:eastAsiaTheme="majorEastAsia" w:hAnsi="Calibri" w:cs="Calibri"/>
           <w:b w:val="0"/>
           <w:bCs w:val="0"/>
@@ -1056,7 +1082,7 @@
       <w:proofErr w:type="spellEnd"/>
       <w:r>
         <w:rPr>
-          <w:rStyle w:val="Fett"/>
+          <w:rStyle w:val="Strong"/>
           <w:rFonts w:ascii="Calibri" w:eastAsiaTheme="majorEastAsia" w:hAnsi="Calibri" w:cs="Calibri"/>
           <w:b w:val="0"/>
           <w:bCs w:val="0"/>
@@ -1071,7 +1097,7 @@
       </w:r>
       <w:r>
         <w:rPr>
-          <w:rStyle w:val="Fett"/>
+          <w:rStyle w:val="Strong"/>
           <w:rFonts w:ascii="Calibri" w:eastAsiaTheme="majorEastAsia" w:hAnsi="Calibri" w:cs="Calibri"/>
           <w:b w:val="0"/>
           <w:bCs w:val="0"/>
@@ -1085,13 +1111,19 @@
     <w:p>
       <w:pPr>
         <w:rPr>
-          <w:lang w:val="en-US"/>
+          <w:rStyle w:val="Strong"/>
+          <w:rFonts w:ascii="Calibri" w:eastAsiaTheme="majorEastAsia" w:hAnsi="Calibri" w:cs="Calibri"/>
+          <w:b w:val="0"/>
+          <w:bCs w:val="0"/>
+          <w:kern w:val="0"/>
+          <w:lang w:val="en-US" w:eastAsia="de-DE"/>
+          <w14:ligatures w14:val="none"/>
         </w:rPr>
       </w:pPr>
       <w:proofErr w:type="spellStart"/>
       <w:r>
         <w:rPr>
-          <w:rStyle w:val="Fett"/>
+          <w:rStyle w:val="Strong"/>
           <w:rFonts w:ascii="Calibri" w:eastAsiaTheme="majorEastAsia" w:hAnsi="Calibri" w:cs="Calibri"/>
           <w:b w:val="0"/>
           <w:bCs w:val="0"/>
@@ -1104,7 +1136,7 @@
       <w:proofErr w:type="spellEnd"/>
       <w:r>
         <w:rPr>
-          <w:rStyle w:val="Fett"/>
+          <w:rStyle w:val="Strong"/>
           <w:rFonts w:ascii="Calibri" w:eastAsiaTheme="majorEastAsia" w:hAnsi="Calibri" w:cs="Calibri"/>
           <w:b w:val="0"/>
           <w:bCs w:val="0"/>
@@ -1117,7 +1149,7 @@
       <w:proofErr w:type="spellStart"/>
       <w:r>
         <w:rPr>
-          <w:rStyle w:val="Fett"/>
+          <w:rStyle w:val="Strong"/>
           <w:rFonts w:ascii="Calibri" w:eastAsiaTheme="majorEastAsia" w:hAnsi="Calibri" w:cs="Calibri"/>
           <w:b w:val="0"/>
           <w:bCs w:val="0"/>
@@ -1133,7 +1165,7 @@
       <w:proofErr w:type="spellEnd"/>
       <w:r>
         <w:rPr>
-          <w:rStyle w:val="Fett"/>
+          <w:rStyle w:val="Strong"/>
           <w:rFonts w:ascii="Calibri" w:eastAsiaTheme="majorEastAsia" w:hAnsi="Calibri" w:cs="Calibri"/>
           <w:b w:val="0"/>
           <w:bCs w:val="0"/>
@@ -1148,7 +1180,7 @@
       </w:r>
       <w:r>
         <w:rPr>
-          <w:rStyle w:val="Fett"/>
+          <w:rStyle w:val="Strong"/>
           <w:rFonts w:ascii="Calibri" w:eastAsiaTheme="majorEastAsia" w:hAnsi="Calibri" w:cs="Calibri"/>
           <w:b w:val="0"/>
           <w:bCs w:val="0"/>
@@ -1161,7 +1193,7 @@
       <w:proofErr w:type="spellStart"/>
       <w:r>
         <w:rPr>
-          <w:rStyle w:val="Fett"/>
+          <w:rStyle w:val="Strong"/>
           <w:rFonts w:ascii="Calibri" w:eastAsiaTheme="majorEastAsia" w:hAnsi="Calibri" w:cs="Calibri"/>
           <w:b w:val="0"/>
           <w:bCs w:val="0"/>
@@ -1177,7 +1209,7 @@
       <w:proofErr w:type="spellEnd"/>
       <w:r>
         <w:rPr>
-          <w:rStyle w:val="Fett"/>
+          <w:rStyle w:val="Strong"/>
           <w:rFonts w:ascii="Calibri" w:eastAsiaTheme="majorEastAsia" w:hAnsi="Calibri" w:cs="Calibri"/>
           <w:b w:val="0"/>
           <w:bCs w:val="0"/>
@@ -1192,13 +1224,314 @@
       </w:r>
       <w:r>
         <w:rPr>
-          <w:rStyle w:val="Fett"/>
-          <w:rFonts w:ascii="Calibri" w:eastAsiaTheme="majorEastAsia" w:hAnsi="Calibri" w:cs="Calibri"/>
-          <w:b w:val="0"/>
-          <w:bCs w:val="0"/>
-          <w:kern w:val="0"/>
-          <w:lang w:val="en-US" w:eastAsia="de-DE"/>
-          <w14:ligatures w14:val="none"/>
+          <w:rStyle w:val="Strong"/>
+          <w:rFonts w:ascii="Calibri" w:eastAsiaTheme="majorEastAsia" w:hAnsi="Calibri" w:cs="Calibri"/>
+          <w:b w:val="0"/>
+          <w:bCs w:val="0"/>
+          <w:kern w:val="0"/>
+          <w:lang w:val="en-US" w:eastAsia="de-DE"/>
+          <w14:ligatures w14:val="none"/>
+        </w:rPr>
+        <w:t>)</w:t>
+      </w:r>
+    </w:p>
+    <w:p>
+      <w:pPr>
+        <w:rPr>
+          <w:lang w:val="en-US"/>
+        </w:rPr>
+      </w:pPr>
+      <w:r>
+        <w:rPr>
+          <w:rStyle w:val="Strong"/>
+          <w:rFonts w:ascii="Calibri" w:eastAsiaTheme="majorEastAsia" w:hAnsi="Calibri" w:cs="Calibri"/>
+          <w:b w:val="0"/>
+          <w:bCs w:val="0"/>
+          <w:kern w:val="0"/>
+          <w:lang w:val="en-US" w:eastAsia="de-DE"/>
+          <w14:ligatures w14:val="none"/>
+        </w:rPr>
+        <w:t>room(</w:t>
+      </w:r>
+      <w:r>
+        <w:rPr>
+          <w:rStyle w:val="Strong"/>
+          <w:rFonts w:ascii="Calibri" w:eastAsiaTheme="majorEastAsia" w:hAnsi="Calibri" w:cs="Calibri"/>
+          <w:b w:val="0"/>
+          <w:bCs w:val="0"/>
+          <w:kern w:val="0"/>
+          <w:u w:val="single"/>
+          <w:lang w:val="en-US" w:eastAsia="de-DE"/>
+          <w14:ligatures w14:val="none"/>
+        </w:rPr>
+        <w:t>id</w:t>
+      </w:r>
+      <w:r>
+        <w:rPr>
+          <w:rStyle w:val="Strong"/>
+          <w:rFonts w:ascii="Calibri" w:eastAsiaTheme="majorEastAsia" w:hAnsi="Calibri" w:cs="Calibri"/>
+          <w:b w:val="0"/>
+          <w:bCs w:val="0"/>
+          <w:kern w:val="0"/>
+          <w:lang w:val="en-US" w:eastAsia="de-DE"/>
+          <w14:ligatures w14:val="none"/>
+        </w:rPr>
+        <w:t xml:space="preserve">, </w:t>
+      </w:r>
+      <w:r>
+        <w:rPr>
+          <w:rStyle w:val="Strong"/>
+          <w:rFonts w:ascii="Calibri" w:eastAsiaTheme="majorEastAsia" w:hAnsi="Calibri" w:cs="Calibri"/>
+          <w:b w:val="0"/>
+          <w:bCs w:val="0"/>
+          <w:kern w:val="0"/>
+          <w:lang w:val="en-US" w:eastAsia="de-DE"/>
+          <w14:ligatures w14:val="none"/>
+        </w:rPr>
+        <w:t>name</w:t>
+      </w:r>
+      <w:r>
+        <w:rPr>
+          <w:rStyle w:val="Strong"/>
+          <w:rFonts w:ascii="Calibri" w:eastAsiaTheme="majorEastAsia" w:hAnsi="Calibri" w:cs="Calibri"/>
+          <w:b w:val="0"/>
+          <w:bCs w:val="0"/>
+          <w:kern w:val="0"/>
+          <w:lang w:val="en-US" w:eastAsia="de-DE"/>
+          <w14:ligatures w14:val="none"/>
+        </w:rPr>
+        <w:t xml:space="preserve">, capacity, </w:t>
+      </w:r>
+      <w:r>
+        <w:rPr>
+          <w:lang w:val="en-US"/>
+        </w:rPr>
+        <w:t>location</w:t>
+      </w:r>
+      <w:r>
+        <w:rPr>
+          <w:lang w:val="en-US"/>
+        </w:rPr>
+        <w:t>)</w:t>
+      </w:r>
+    </w:p>
+    <w:p>
+      <w:pPr>
+        <w:rPr>
+          <w:lang w:val="en-US"/>
+        </w:rPr>
+      </w:pPr>
+      <w:r>
+        <w:rPr>
+          <w:lang w:val="en-US"/>
+        </w:rPr>
+        <w:t xml:space="preserve">meeting(id, title, description, </w:t>
+      </w:r>
+      <w:proofErr w:type="spellStart"/>
+      <w:r>
+        <w:rPr>
+          <w:lang w:val="en-US"/>
+        </w:rPr>
+        <w:t>start_at</w:t>
+      </w:r>
+      <w:proofErr w:type="spellEnd"/>
+      <w:r>
+        <w:rPr>
+          <w:lang w:val="en-US"/>
+        </w:rPr>
+        <w:t xml:space="preserve">, </w:t>
+      </w:r>
+      <w:proofErr w:type="spellStart"/>
+      <w:r>
+        <w:rPr>
+          <w:lang w:val="en-US"/>
+        </w:rPr>
+        <w:t>end_at</w:t>
+      </w:r>
+      <w:proofErr w:type="spellEnd"/>
+      <w:r>
+        <w:rPr>
+          <w:lang w:val="en-US"/>
+        </w:rPr>
+        <w:t xml:space="preserve">, </w:t>
+      </w:r>
+      <w:proofErr w:type="spellStart"/>
+      <w:r>
+        <w:rPr>
+          <w:lang w:val="en-US"/>
+        </w:rPr>
+        <w:t>location_or_link</w:t>
+      </w:r>
+      <w:proofErr w:type="spellEnd"/>
+      <w:r>
+        <w:rPr>
+          <w:lang w:val="en-US"/>
+        </w:rPr>
+        <w:t xml:space="preserve">, </w:t>
+      </w:r>
+      <w:proofErr w:type="spellStart"/>
+      <w:r>
+        <w:rPr>
+          <w:i/>
+          <w:iCs/>
+          <w:u w:val="single"/>
+          <w:lang w:val="en-US"/>
+        </w:rPr>
+        <w:t>room_id</w:t>
+      </w:r>
+      <w:proofErr w:type="spellEnd"/>
+      <w:r>
+        <w:rPr>
+          <w:i/>
+          <w:iCs/>
+          <w:u w:val="single"/>
+          <w:lang w:val="en-US"/>
+        </w:rPr>
+        <w:t>: room.id</w:t>
+      </w:r>
+      <w:r>
+        <w:rPr>
+          <w:lang w:val="en-US"/>
+        </w:rPr>
+        <w:t xml:space="preserve">, </w:t>
+      </w:r>
+      <w:proofErr w:type="spellStart"/>
+      <w:r>
+        <w:rPr>
+          <w:i/>
+          <w:iCs/>
+          <w:u w:val="single"/>
+          <w:lang w:val="en-US"/>
+        </w:rPr>
+        <w:t>conversation_id</w:t>
+      </w:r>
+      <w:proofErr w:type="spellEnd"/>
+      <w:r>
+        <w:rPr>
+          <w:i/>
+          <w:iCs/>
+          <w:u w:val="single"/>
+          <w:lang w:val="en-US"/>
+        </w:rPr>
+        <w:t>: conversation.id</w:t>
+      </w:r>
+      <w:r>
+        <w:rPr>
+          <w:lang w:val="en-US"/>
+        </w:rPr>
+        <w:t>)</w:t>
+      </w:r>
+    </w:p>
+    <w:p>
+      <w:pPr>
+        <w:rPr>
+          <w:lang w:val="en-US"/>
+        </w:rPr>
+      </w:pPr>
+      <w:proofErr w:type="spellStart"/>
+      <w:r>
+        <w:rPr>
+          <w:lang w:val="en-US"/>
+        </w:rPr>
+        <w:t>meeting_participant</w:t>
+      </w:r>
+      <w:proofErr w:type="spellEnd"/>
+      <w:r>
+        <w:rPr>
+          <w:lang w:val="en-US"/>
+        </w:rPr>
+        <w:t>(</w:t>
+      </w:r>
+      <w:proofErr w:type="spellStart"/>
+      <w:r>
+        <w:rPr>
+          <w:i/>
+          <w:iCs/>
+          <w:u w:val="single"/>
+          <w:lang w:val="en-US"/>
+        </w:rPr>
+        <w:t>meeting_id</w:t>
+      </w:r>
+      <w:proofErr w:type="spellEnd"/>
+      <w:r>
+        <w:rPr>
+          <w:i/>
+          <w:iCs/>
+          <w:u w:val="single"/>
+          <w:lang w:val="en-US"/>
+        </w:rPr>
+        <w:t xml:space="preserve">: </w:t>
+      </w:r>
+      <w:r>
+        <w:rPr>
+          <w:i/>
+          <w:iCs/>
+          <w:u w:val="single"/>
+          <w:lang w:val="en-US"/>
+        </w:rPr>
+        <w:t>meeting.id</w:t>
+      </w:r>
+      <w:r>
+        <w:rPr>
+          <w:lang w:val="en-US"/>
+        </w:rPr>
+        <w:t xml:space="preserve">, </w:t>
+      </w:r>
+      <w:proofErr w:type="spellStart"/>
+      <w:r>
+        <w:rPr>
+          <w:i/>
+          <w:iCs/>
+          <w:u w:val="single"/>
+          <w:lang w:val="en-US"/>
+        </w:rPr>
+        <w:t>user_id</w:t>
+      </w:r>
+      <w:proofErr w:type="spellEnd"/>
+      <w:r>
+        <w:rPr>
+          <w:i/>
+          <w:iCs/>
+          <w:u w:val="single"/>
+          <w:lang w:val="en-US"/>
+        </w:rPr>
+        <w:t xml:space="preserve">: </w:t>
+      </w:r>
+      <w:r>
+        <w:rPr>
+          <w:i/>
+          <w:iCs/>
+          <w:u w:val="single"/>
+          <w:lang w:val="en-US"/>
+        </w:rPr>
+        <w:t>app_</w:t>
+      </w:r>
+      <w:r>
+        <w:rPr>
+          <w:i/>
+          <w:iCs/>
+          <w:u w:val="single"/>
+          <w:lang w:val="en-US"/>
+        </w:rPr>
+        <w:t>user.id</w:t>
+      </w:r>
+      <w:r>
+        <w:rPr>
+          <w:lang w:val="en-US"/>
+        </w:rPr>
+        <w:t xml:space="preserve">, </w:t>
+      </w:r>
+      <w:proofErr w:type="spellStart"/>
+      <w:r>
+        <w:rPr>
+          <w:lang w:val="en-US"/>
+        </w:rPr>
+        <w:t>participant_status</w:t>
+      </w:r>
+      <w:proofErr w:type="spellEnd"/>
+      <w:r>
+        <w:rPr>
+          <w:lang w:val="en-US"/>
         </w:rPr>
         <w:t>)</w:t>
       </w:r>
@@ -1610,15 +1943,15 @@
     <w:lsdException w:name="Unresolved Mention" w:semiHidden="1" w:unhideWhenUsed="1"/>
     <w:lsdException w:name="Smart Link" w:semiHidden="1" w:unhideWhenUsed="1"/>
   </w:latentStyles>
-  <w:style w:type="paragraph" w:default="1" w:styleId="Standard">
+  <w:style w:type="paragraph" w:default="1" w:styleId="Normal">
     <w:name w:val="Normal"/>
     <w:qFormat/>
   </w:style>
-  <w:style w:type="paragraph" w:styleId="berschrift1">
+  <w:style w:type="paragraph" w:styleId="Heading1">
     <w:name w:val="heading 1"/>
-    <w:basedOn w:val="Standard"/>
-    <w:next w:val="Standard"/>
-    <w:link w:val="berschrift1Zchn"/>
+    <w:basedOn w:val="Normal"/>
+    <w:next w:val="Normal"/>
+    <w:link w:val="Heading1Char"/>
     <w:uiPriority w:val="9"/>
     <w:qFormat/>
     <w:rsid w:val="00DE468A"/>
@@ -1635,11 +1968,11 @@
       <w:szCs w:val="40"/>
     </w:rPr>
   </w:style>
-  <w:style w:type="paragraph" w:styleId="berschrift2">
+  <w:style w:type="paragraph" w:styleId="Heading2">
     <w:name w:val="heading 2"/>
-    <w:basedOn w:val="Standard"/>
-    <w:next w:val="Standard"/>
-    <w:link w:val="berschrift2Zchn"/>
+    <w:basedOn w:val="Normal"/>
+    <w:next w:val="Normal"/>
+    <w:link w:val="Heading2Char"/>
     <w:uiPriority w:val="9"/>
     <w:semiHidden/>
     <w:unhideWhenUsed/>
@@ -1658,11 +1991,11 @@
       <w:szCs w:val="32"/>
     </w:rPr>
   </w:style>
-  <w:style w:type="paragraph" w:styleId="berschrift3">
+  <w:style w:type="paragraph" w:styleId="Heading3">
     <w:name w:val="heading 3"/>
-    <w:basedOn w:val="Standard"/>
-    <w:next w:val="Standard"/>
-    <w:link w:val="berschrift3Zchn"/>
+    <w:basedOn w:val="Normal"/>
+    <w:next w:val="Normal"/>
+    <w:link w:val="Heading3Char"/>
     <w:uiPriority w:val="9"/>
     <w:semiHidden/>
     <w:unhideWhenUsed/>
@@ -1681,11 +2014,11 @@
       <w:szCs w:val="28"/>
     </w:rPr>
   </w:style>
-  <w:style w:type="paragraph" w:styleId="berschrift4">
+  <w:style w:type="paragraph" w:styleId="Heading4">
     <w:name w:val="heading 4"/>
-    <w:basedOn w:val="Standard"/>
-    <w:next w:val="Standard"/>
-    <w:link w:val="berschrift4Zchn"/>
+    <w:basedOn w:val="Normal"/>
+    <w:next w:val="Normal"/>
+    <w:link w:val="Heading4Char"/>
     <w:uiPriority w:val="9"/>
     <w:semiHidden/>
     <w:unhideWhenUsed/>
@@ -1704,11 +2037,11 @@
       <w:color w:val="0F4761" w:themeColor="accent1" w:themeShade="BF"/>
     </w:rPr>
   </w:style>
-  <w:style w:type="paragraph" w:styleId="berschrift5">
+  <w:style w:type="paragraph" w:styleId="Heading5">
     <w:name w:val="heading 5"/>
-    <w:basedOn w:val="Standard"/>
-    <w:next w:val="Standard"/>
-    <w:link w:val="berschrift5Zchn"/>
+    <w:basedOn w:val="Normal"/>
+    <w:next w:val="Normal"/>
+    <w:link w:val="Heading5Char"/>
     <w:uiPriority w:val="9"/>
     <w:semiHidden/>
     <w:unhideWhenUsed/>
@@ -1725,11 +2058,11 @@
       <w:color w:val="0F4761" w:themeColor="accent1" w:themeShade="BF"/>
     </w:rPr>
   </w:style>
-  <w:style w:type="paragraph" w:styleId="berschrift6">
+  <w:style w:type="paragraph" w:styleId="Heading6">
     <w:name w:val="heading 6"/>
-    <w:basedOn w:val="Standard"/>
-    <w:next w:val="Standard"/>
-    <w:link w:val="berschrift6Zchn"/>
+    <w:basedOn w:val="Normal"/>
+    <w:next w:val="Normal"/>
+    <w:link w:val="Heading6Char"/>
     <w:uiPriority w:val="9"/>
     <w:semiHidden/>
     <w:unhideWhenUsed/>
@@ -1748,11 +2081,11 @@
       <w:color w:val="595959" w:themeColor="text1" w:themeTint="A6"/>
     </w:rPr>
   </w:style>
-  <w:style w:type="paragraph" w:styleId="berschrift7">
+  <w:style w:type="paragraph" w:styleId="Heading7">
     <w:name w:val="heading 7"/>
-    <w:basedOn w:val="Standard"/>
-    <w:next w:val="Standard"/>
-    <w:link w:val="berschrift7Zchn"/>
+    <w:basedOn w:val="Normal"/>
+    <w:next w:val="Normal"/>
+    <w:link w:val="Heading7Char"/>
     <w:uiPriority w:val="9"/>
     <w:semiHidden/>
     <w:unhideWhenUsed/>
@@ -1769,11 +2102,11 @@
       <w:color w:val="595959" w:themeColor="text1" w:themeTint="A6"/>
     </w:rPr>
   </w:style>
-  <w:style w:type="paragraph" w:styleId="berschrift8">
+  <w:style w:type="paragraph" w:styleId="Heading8">
     <w:name w:val="heading 8"/>
-    <w:basedOn w:val="Standard"/>
-    <w:next w:val="Standard"/>
-    <w:link w:val="berschrift8Zchn"/>
+    <w:basedOn w:val="Normal"/>
+    <w:next w:val="Normal"/>
+    <w:link w:val="Heading8Char"/>
     <w:uiPriority w:val="9"/>
     <w:semiHidden/>
     <w:unhideWhenUsed/>
@@ -1792,11 +2125,11 @@
       <w:color w:val="272727" w:themeColor="text1" w:themeTint="D8"/>
     </w:rPr>
   </w:style>
-  <w:style w:type="paragraph" w:styleId="berschrift9">
+  <w:style w:type="paragraph" w:styleId="Heading9">
     <w:name w:val="heading 9"/>
-    <w:basedOn w:val="Standard"/>
-    <w:next w:val="Standard"/>
-    <w:link w:val="berschrift9Zchn"/>
+    <w:basedOn w:val="Normal"/>
+    <w:next w:val="Normal"/>
+    <w:link w:val="Heading9Char"/>
     <w:uiPriority w:val="9"/>
     <w:semiHidden/>
     <w:unhideWhenUsed/>
@@ -1813,13 +2146,13 @@
       <w:color w:val="272727" w:themeColor="text1" w:themeTint="D8"/>
     </w:rPr>
   </w:style>
-  <w:style w:type="character" w:default="1" w:styleId="Absatz-Standardschriftart">
+  <w:style w:type="character" w:default="1" w:styleId="DefaultParagraphFont">
     <w:name w:val="Default Paragraph Font"/>
     <w:uiPriority w:val="1"/>
     <w:semiHidden/>
     <w:unhideWhenUsed/>
   </w:style>
-  <w:style w:type="table" w:default="1" w:styleId="NormaleTabelle">
+  <w:style w:type="table" w:default="1" w:styleId="TableNormal">
     <w:name w:val="Normal Table"/>
     <w:uiPriority w:val="99"/>
     <w:semiHidden/>
@@ -1834,16 +2167,16 @@
       </w:tblCellMar>
     </w:tblPr>
   </w:style>
-  <w:style w:type="numbering" w:default="1" w:styleId="KeineListe">
+  <w:style w:type="numbering" w:default="1" w:styleId="NoList">
     <w:name w:val="No List"/>
     <w:uiPriority w:val="99"/>
     <w:semiHidden/>
     <w:unhideWhenUsed/>
   </w:style>
-  <w:style w:type="character" w:customStyle="1" w:styleId="berschrift1Zchn">
-    <w:name w:val="Überschrift 1 Zchn"/>
-    <w:basedOn w:val="Absatz-Standardschriftart"/>
-    <w:link w:val="berschrift1"/>
+  <w:style w:type="character" w:customStyle="1" w:styleId="Heading1Char">
+    <w:name w:val="Heading 1 Char"/>
+    <w:basedOn w:val="DefaultParagraphFont"/>
+    <w:link w:val="Heading1"/>
     <w:uiPriority w:val="9"/>
     <w:rsid w:val="00DE468A"/>
     <w:rPr>
@@ -1853,10 +2186,10 @@
       <w:szCs w:val="40"/>
     </w:rPr>
   </w:style>
-  <w:style w:type="character" w:customStyle="1" w:styleId="berschrift2Zchn">
-    <w:name w:val="Überschrift 2 Zchn"/>
-    <w:basedOn w:val="Absatz-Standardschriftart"/>
-    <w:link w:val="berschrift2"/>
+  <w:style w:type="character" w:customStyle="1" w:styleId="Heading2Char">
+    <w:name w:val="Heading 2 Char"/>
+    <w:basedOn w:val="DefaultParagraphFont"/>
+    <w:link w:val="Heading2"/>
     <w:uiPriority w:val="9"/>
     <w:semiHidden/>
     <w:rsid w:val="00DE468A"/>
@@ -1867,10 +2200,10 @@
       <w:szCs w:val="32"/>
     </w:rPr>
   </w:style>
-  <w:style w:type="character" w:customStyle="1" w:styleId="berschrift3Zchn">
-    <w:name w:val="Überschrift 3 Zchn"/>
-    <w:basedOn w:val="Absatz-Standardschriftart"/>
-    <w:link w:val="berschrift3"/>
+  <w:style w:type="character" w:customStyle="1" w:styleId="Heading3Char">
+    <w:name w:val="Heading 3 Char"/>
+    <w:basedOn w:val="DefaultParagraphFont"/>
+    <w:link w:val="Heading3"/>
     <w:uiPriority w:val="9"/>
     <w:semiHidden/>
     <w:rsid w:val="00DE468A"/>
@@ -1881,10 +2214,10 @@
       <w:szCs w:val="28"/>
     </w:rPr>
   </w:style>
-  <w:style w:type="character" w:customStyle="1" w:styleId="berschrift4Zchn">
-    <w:name w:val="Überschrift 4 Zchn"/>
-    <w:basedOn w:val="Absatz-Standardschriftart"/>
-    <w:link w:val="berschrift4"/>
+  <w:style w:type="character" w:customStyle="1" w:styleId="Heading4Char">
+    <w:name w:val="Heading 4 Char"/>
+    <w:basedOn w:val="DefaultParagraphFont"/>
+    <w:link w:val="Heading4"/>
     <w:uiPriority w:val="9"/>
     <w:semiHidden/>
     <w:rsid w:val="00DE468A"/>
@@ -1895,10 +2228,10 @@
       <w:color w:val="0F4761" w:themeColor="accent1" w:themeShade="BF"/>
     </w:rPr>
   </w:style>
-  <w:style w:type="character" w:customStyle="1" w:styleId="berschrift5Zchn">
-    <w:name w:val="Überschrift 5 Zchn"/>
-    <w:basedOn w:val="Absatz-Standardschriftart"/>
-    <w:link w:val="berschrift5"/>
+  <w:style w:type="character" w:customStyle="1" w:styleId="Heading5Char">
+    <w:name w:val="Heading 5 Char"/>
+    <w:basedOn w:val="DefaultParagraphFont"/>
+    <w:link w:val="Heading5"/>
     <w:uiPriority w:val="9"/>
     <w:semiHidden/>
     <w:rsid w:val="00DE468A"/>
@@ -1907,10 +2240,10 @@
       <w:color w:val="0F4761" w:themeColor="accent1" w:themeShade="BF"/>
     </w:rPr>
   </w:style>
-  <w:style w:type="character" w:customStyle="1" w:styleId="berschrift6Zchn">
-    <w:name w:val="Überschrift 6 Zchn"/>
-    <w:basedOn w:val="Absatz-Standardschriftart"/>
-    <w:link w:val="berschrift6"/>
+  <w:style w:type="character" w:customStyle="1" w:styleId="Heading6Char">
+    <w:name w:val="Heading 6 Char"/>
+    <w:basedOn w:val="DefaultParagraphFont"/>
+    <w:link w:val="Heading6"/>
     <w:uiPriority w:val="9"/>
     <w:semiHidden/>
     <w:rsid w:val="00DE468A"/>
@@ -1921,10 +2254,10 @@
       <w:color w:val="595959" w:themeColor="text1" w:themeTint="A6"/>
     </w:rPr>
   </w:style>
-  <w:style w:type="character" w:customStyle="1" w:styleId="berschrift7Zchn">
-    <w:name w:val="Überschrift 7 Zchn"/>
-    <w:basedOn w:val="Absatz-Standardschriftart"/>
-    <w:link w:val="berschrift7"/>
+  <w:style w:type="character" w:customStyle="1" w:styleId="Heading7Char">
+    <w:name w:val="Heading 7 Char"/>
+    <w:basedOn w:val="DefaultParagraphFont"/>
+    <w:link w:val="Heading7"/>
     <w:uiPriority w:val="9"/>
     <w:semiHidden/>
     <w:rsid w:val="00DE468A"/>
@@ -1933,10 +2266,10 @@
       <w:color w:val="595959" w:themeColor="text1" w:themeTint="A6"/>
     </w:rPr>
   </w:style>
-  <w:style w:type="character" w:customStyle="1" w:styleId="berschrift8Zchn">
-    <w:name w:val="Überschrift 8 Zchn"/>
-    <w:basedOn w:val="Absatz-Standardschriftart"/>
-    <w:link w:val="berschrift8"/>
+  <w:style w:type="character" w:customStyle="1" w:styleId="Heading8Char">
+    <w:name w:val="Heading 8 Char"/>
+    <w:basedOn w:val="DefaultParagraphFont"/>
+    <w:link w:val="Heading8"/>
     <w:uiPriority w:val="9"/>
     <w:semiHidden/>
     <w:rsid w:val="00DE468A"/>
@@ -1947,10 +2280,10 @@
       <w:color w:val="272727" w:themeColor="text1" w:themeTint="D8"/>
     </w:rPr>
   </w:style>
-  <w:style w:type="character" w:customStyle="1" w:styleId="berschrift9Zchn">
-    <w:name w:val="Überschrift 9 Zchn"/>
-    <w:basedOn w:val="Absatz-Standardschriftart"/>
-    <w:link w:val="berschrift9"/>
+  <w:style w:type="character" w:customStyle="1" w:styleId="Heading9Char">
+    <w:name w:val="Heading 9 Char"/>
+    <w:basedOn w:val="DefaultParagraphFont"/>
+    <w:link w:val="Heading9"/>
     <w:uiPriority w:val="9"/>
     <w:semiHidden/>
     <w:rsid w:val="00DE468A"/>
@@ -1959,11 +2292,11 @@
       <w:color w:val="272727" w:themeColor="text1" w:themeTint="D8"/>
     </w:rPr>
   </w:style>
-  <w:style w:type="paragraph" w:styleId="Titel">
+  <w:style w:type="paragraph" w:styleId="Title">
     <w:name w:val="Title"/>
-    <w:basedOn w:val="Standard"/>
-    <w:next w:val="Standard"/>
-    <w:link w:val="TitelZchn"/>
+    <w:basedOn w:val="Normal"/>
+    <w:next w:val="Normal"/>
+    <w:link w:val="TitleChar"/>
     <w:uiPriority w:val="10"/>
     <w:qFormat/>
     <w:rsid w:val="00DE468A"/>
@@ -1979,10 +2312,10 @@
       <w:szCs w:val="56"/>
     </w:rPr>
   </w:style>
-  <w:style w:type="character" w:customStyle="1" w:styleId="TitelZchn">
-    <w:name w:val="Titel Zchn"/>
-    <w:basedOn w:val="Absatz-Standardschriftart"/>
-    <w:link w:val="Titel"/>
+  <w:style w:type="character" w:customStyle="1" w:styleId="TitleChar">
+    <w:name w:val="Title Char"/>
+    <w:basedOn w:val="DefaultParagraphFont"/>
+    <w:link w:val="Title"/>
     <w:uiPriority w:val="10"/>
     <w:rsid w:val="00DE468A"/>
     <w:rPr>
@@ -1993,11 +2326,11 @@
       <w:szCs w:val="56"/>
     </w:rPr>
   </w:style>
-  <w:style w:type="paragraph" w:styleId="Untertitel">
+  <w:style w:type="paragraph" w:styleId="Subtitle">
     <w:name w:val="Subtitle"/>
-    <w:basedOn w:val="Standard"/>
-    <w:next w:val="Standard"/>
-    <w:link w:val="UntertitelZchn"/>
+    <w:basedOn w:val="Normal"/>
+    <w:next w:val="Normal"/>
+    <w:link w:val="SubtitleChar"/>
     <w:uiPriority w:val="11"/>
     <w:qFormat/>
     <w:rsid w:val="00DE468A"/>
@@ -2014,10 +2347,10 @@
       <w:szCs w:val="28"/>
     </w:rPr>
   </w:style>
-  <w:style w:type="character" w:customStyle="1" w:styleId="UntertitelZchn">
-    <w:name w:val="Untertitel Zchn"/>
-    <w:basedOn w:val="Absatz-Standardschriftart"/>
-    <w:link w:val="Untertitel"/>
+  <w:style w:type="character" w:customStyle="1" w:styleId="SubtitleChar">
+    <w:name w:val="Subtitle Char"/>
+    <w:basedOn w:val="DefaultParagraphFont"/>
+    <w:link w:val="Subtitle"/>
     <w:uiPriority w:val="11"/>
     <w:rsid w:val="00DE468A"/>
     <w:rPr>
@@ -2028,11 +2361,11 @@
       <w:szCs w:val="28"/>
     </w:rPr>
   </w:style>
-  <w:style w:type="paragraph" w:styleId="Zitat">
+  <w:style w:type="paragraph" w:styleId="Quote">
     <w:name w:val="Quote"/>
-    <w:basedOn w:val="Standard"/>
-    <w:next w:val="Standard"/>
-    <w:link w:val="ZitatZchn"/>
+    <w:basedOn w:val="Normal"/>
+    <w:next w:val="Normal"/>
+    <w:link w:val="QuoteChar"/>
     <w:uiPriority w:val="29"/>
     <w:qFormat/>
     <w:rsid w:val="00DE468A"/>
@@ -2046,10 +2379,10 @@
       <w:color w:val="404040" w:themeColor="text1" w:themeTint="BF"/>
     </w:rPr>
   </w:style>
-  <w:style w:type="character" w:customStyle="1" w:styleId="ZitatZchn">
-    <w:name w:val="Zitat Zchn"/>
-    <w:basedOn w:val="Absatz-Standardschriftart"/>
-    <w:link w:val="Zitat"/>
+  <w:style w:type="character" w:customStyle="1" w:styleId="QuoteChar">
+    <w:name w:val="Quote Char"/>
+    <w:basedOn w:val="DefaultParagraphFont"/>
+    <w:link w:val="Quote"/>
     <w:uiPriority w:val="29"/>
     <w:rsid w:val="00DE468A"/>
     <w:rPr>
@@ -2058,9 +2391,9 @@
       <w:color w:val="404040" w:themeColor="text1" w:themeTint="BF"/>
     </w:rPr>
   </w:style>
-  <w:style w:type="paragraph" w:styleId="Listenabsatz">
+  <w:style w:type="paragraph" w:styleId="ListParagraph">
     <w:name w:val="List Paragraph"/>
-    <w:basedOn w:val="Standard"/>
+    <w:basedOn w:val="Normal"/>
     <w:uiPriority w:val="34"/>
     <w:qFormat/>
     <w:rsid w:val="00DE468A"/>
@@ -2069,9 +2402,9 @@
       <w:contextualSpacing/>
     </w:pPr>
   </w:style>
-  <w:style w:type="character" w:styleId="IntensiveHervorhebung">
+  <w:style w:type="character" w:styleId="IntenseEmphasis">
     <w:name w:val="Intense Emphasis"/>
-    <w:basedOn w:val="Absatz-Standardschriftart"/>
+    <w:basedOn w:val="DefaultParagraphFont"/>
     <w:uiPriority w:val="21"/>
     <w:qFormat/>
     <w:rsid w:val="00DE468A"/>
@@ -2081,11 +2414,11 @@
       <w:color w:val="0F4761" w:themeColor="accent1" w:themeShade="BF"/>
     </w:rPr>
   </w:style>
-  <w:style w:type="paragraph" w:styleId="IntensivesZitat">
+  <w:style w:type="paragraph" w:styleId="IntenseQuote">
     <w:name w:val="Intense Quote"/>
-    <w:basedOn w:val="Standard"/>
-    <w:next w:val="Standard"/>
-    <w:link w:val="IntensivesZitatZchn"/>
+    <w:basedOn w:val="Normal"/>
+    <w:next w:val="Normal"/>
+    <w:link w:val="IntenseQuoteChar"/>
     <w:uiPriority w:val="30"/>
     <w:qFormat/>
     <w:rsid w:val="00DE468A"/>
@@ -2104,10 +2437,10 @@
       <w:color w:val="0F4761" w:themeColor="accent1" w:themeShade="BF"/>
     </w:rPr>
   </w:style>
-  <w:style w:type="character" w:customStyle="1" w:styleId="IntensivesZitatZchn">
-    <w:name w:val="Intensives Zitat Zchn"/>
-    <w:basedOn w:val="Absatz-Standardschriftart"/>
-    <w:link w:val="IntensivesZitat"/>
+  <w:style w:type="character" w:customStyle="1" w:styleId="IntenseQuoteChar">
+    <w:name w:val="Intense Quote Char"/>
+    <w:basedOn w:val="DefaultParagraphFont"/>
+    <w:link w:val="IntenseQuote"/>
     <w:uiPriority w:val="30"/>
     <w:rsid w:val="00DE468A"/>
     <w:rPr>
@@ -2116,9 +2449,9 @@
       <w:color w:val="0F4761" w:themeColor="accent1" w:themeShade="BF"/>
     </w:rPr>
   </w:style>
-  <w:style w:type="character" w:styleId="IntensiverVerweis">
+  <w:style w:type="character" w:styleId="IntenseReference">
     <w:name w:val="Intense Reference"/>
-    <w:basedOn w:val="Absatz-Standardschriftart"/>
+    <w:basedOn w:val="DefaultParagraphFont"/>
     <w:uiPriority w:val="32"/>
     <w:qFormat/>
     <w:rsid w:val="00DE468A"/>
@@ -2130,9 +2463,9 @@
       <w:spacing w:val="5"/>
     </w:rPr>
   </w:style>
-  <w:style w:type="paragraph" w:styleId="StandardWeb">
+  <w:style w:type="paragraph" w:styleId="NormalWeb">
     <w:name w:val="Normal (Web)"/>
-    <w:basedOn w:val="Standard"/>
+    <w:basedOn w:val="Normal"/>
     <w:uiPriority w:val="99"/>
     <w:semiHidden/>
     <w:unhideWhenUsed/>
@@ -2147,9 +2480,9 @@
       <w14:ligatures w14:val="none"/>
     </w:rPr>
   </w:style>
-  <w:style w:type="character" w:styleId="Fett">
+  <w:style w:type="character" w:styleId="Strong">
     <w:name w:val="Strong"/>
-    <w:basedOn w:val="Absatz-Standardschriftart"/>
+    <w:basedOn w:val="DefaultParagraphFont"/>
     <w:uiPriority w:val="22"/>
     <w:qFormat/>
     <w:rsid w:val="00DE468A"/>
